--- a/MF0964_3 Desarrollo de elementos software para gestión de/JAVA/INTERFACES GRAFICAS CON SWING/EJERCICIOS  nº 3 UNIDAD 2 CONFECCION DE INTERFACES layouts.docx
+++ b/MF0964_3 Desarrollo de elementos software para gestión de/JAVA/INTERFACES GRAFICAS CON SWING/EJERCICIOS  nº 3 UNIDAD 2 CONFECCION DE INTERFACES layouts.docx
@@ -6653,10 +6653,7 @@
                               <w:t>JTEXTFIELD</w:t>
                             </w:r>
                             <w:r>
-                              <w:t xml:space="preserve"> usa el </w:t>
-                            </w:r>
-                            <w:r>
-                              <w:t>jpane por defecto</w:t>
+                              <w:t xml:space="preserve"> usa el jpane por defecto</w:t>
                             </w:r>
                           </w:p>
                         </w:txbxContent>
@@ -6689,10 +6686,7 @@
                         <w:t>JTEXTFIELD</w:t>
                       </w:r>
                       <w:r>
-                        <w:t xml:space="preserve"> usa el </w:t>
-                      </w:r>
-                      <w:r>
-                        <w:t>jpane por defecto</w:t>
+                        <w:t xml:space="preserve"> usa el jpane por defecto</w:t>
                       </w:r>
                     </w:p>
                   </w:txbxContent>
